--- a/dist/exports/kcet-chemical-bonding-and-molecular-structure_revision_notes.docx
+++ b/dist/exports/kcet-chemical-bonding-and-molecular-structure_revision_notes.docx
@@ -164,10 +164,10 @@
             <w:r>
               <w:rPr>
                 <w:b/>
-                <w:color w:val="C53030"/>
+                <w:color w:val="2B6CB0"/>
                 <w:sz w:val="19"/>
               </w:rPr>
-              <w:t>Very High</w:t>
+              <w:t>High</w:t>
             </w:r>
           </w:p>
         </w:tc>
@@ -189,7 +189,7 @@
                 <w:color w:val="2D3748"/>
                 <w:sz w:val="19"/>
               </w:rPr>
-              <w:t>Kcet Chemical Bonding And Molecular Structure - Core Application</w:t>
+              <w:t>VSEPR Theory &amp; Molecular Geometry</w:t>
             </w:r>
           </w:p>
         </w:tc>
@@ -209,7 +209,7 @@
               <w:rPr>
                 <w:sz w:val="19"/>
               </w:rPr>
-              <w:t>26 PYQs</w:t>
+              <w:t>11 PYQs</w:t>
             </w:r>
           </w:p>
         </w:tc>
@@ -230,7 +230,181 @@
                 <w:color w:val="718096"/>
                 <w:sz w:val="19"/>
               </w:rPr>
-              <w:t>General Concept</w:t>
+              <w:t>Molecular Shape</w:t>
+            </w:r>
+          </w:p>
+        </w:tc>
+      </w:tr>
+      <w:tr>
+        <w:tc>
+          <w:tcPr>
+            <w:tcW w:type="dxa" w:w="2160"/>
+            <w:shd w:fill="FFFFFF"/>
+            <w:tcMar>
+              <w:top w:w="80" w:type="dxa"/>
+              <w:bottom w:w="80" w:type="dxa"/>
+              <w:left w:w="150" w:type="dxa"/>
+              <w:right w:w="150" w:type="dxa"/>
+            </w:tcMar>
+          </w:tcPr>
+          <w:p>
+            <w:r>
+              <w:rPr>
+                <w:b/>
+                <w:color w:val="2B6CB0"/>
+                <w:sz w:val="19"/>
+              </w:rPr>
+              <w:t>High</w:t>
+            </w:r>
+          </w:p>
+        </w:tc>
+        <w:tc>
+          <w:tcPr>
+            <w:tcW w:type="dxa" w:w="4320"/>
+            <w:shd w:fill="FFFFFF"/>
+            <w:tcMar>
+              <w:top w:w="80" w:type="dxa"/>
+              <w:bottom w:w="80" w:type="dxa"/>
+              <w:left w:w="150" w:type="dxa"/>
+              <w:right w:w="150" w:type="dxa"/>
+            </w:tcMar>
+          </w:tcPr>
+          <w:p>
+            <w:r>
+              <w:rPr>
+                <w:b/>
+                <w:color w:val="2D3748"/>
+                <w:sz w:val="19"/>
+              </w:rPr>
+              <w:t>Dipole Moment, Formal Charge &amp; Hydrogen Bonding</w:t>
+            </w:r>
+          </w:p>
+        </w:tc>
+        <w:tc>
+          <w:tcPr>
+            <w:tcW w:type="dxa" w:w="1728"/>
+            <w:shd w:fill="FFFFFF"/>
+            <w:tcMar>
+              <w:top w:w="80" w:type="dxa"/>
+              <w:bottom w:w="80" w:type="dxa"/>
+              <w:left w:w="150" w:type="dxa"/>
+              <w:right w:w="150" w:type="dxa"/>
+            </w:tcMar>
+          </w:tcPr>
+          <w:p>
+            <w:r>
+              <w:rPr>
+                <w:sz w:val="19"/>
+              </w:rPr>
+              <w:t>10 PYQs</w:t>
+            </w:r>
+          </w:p>
+        </w:tc>
+        <w:tc>
+          <w:tcPr>
+            <w:tcW w:type="dxa" w:w="1872"/>
+            <w:shd w:fill="FFFFFF"/>
+            <w:tcMar>
+              <w:top w:w="80" w:type="dxa"/>
+              <w:bottom w:w="80" w:type="dxa"/>
+              <w:left w:w="150" w:type="dxa"/>
+              <w:right w:w="150" w:type="dxa"/>
+            </w:tcMar>
+          </w:tcPr>
+          <w:p>
+            <w:r>
+              <w:rPr>
+                <w:color w:val="718096"/>
+                <w:sz w:val="19"/>
+              </w:rPr>
+              <w:t>Intermolecular</w:t>
+            </w:r>
+          </w:p>
+        </w:tc>
+      </w:tr>
+      <w:tr>
+        <w:tc>
+          <w:tcPr>
+            <w:tcW w:type="dxa" w:w="2160"/>
+            <w:shd w:fill="F7FAFC"/>
+            <w:tcMar>
+              <w:top w:w="80" w:type="dxa"/>
+              <w:bottom w:w="80" w:type="dxa"/>
+              <w:left w:w="150" w:type="dxa"/>
+              <w:right w:w="150" w:type="dxa"/>
+            </w:tcMar>
+          </w:tcPr>
+          <w:p>
+            <w:r>
+              <w:rPr>
+                <w:b/>
+                <w:color w:val="2B6CB0"/>
+                <w:sz w:val="19"/>
+              </w:rPr>
+              <w:t>High</w:t>
+            </w:r>
+          </w:p>
+        </w:tc>
+        <w:tc>
+          <w:tcPr>
+            <w:tcW w:type="dxa" w:w="4320"/>
+            <w:shd w:fill="F7FAFC"/>
+            <w:tcMar>
+              <w:top w:w="80" w:type="dxa"/>
+              <w:bottom w:w="80" w:type="dxa"/>
+              <w:left w:w="150" w:type="dxa"/>
+              <w:right w:w="150" w:type="dxa"/>
+            </w:tcMar>
+          </w:tcPr>
+          <w:p>
+            <w:r>
+              <w:rPr>
+                <w:b/>
+                <w:color w:val="2D3748"/>
+                <w:sz w:val="19"/>
+              </w:rPr>
+              <w:t>Molecular Orbital Theory (MOT) &amp; Bond Order</w:t>
+            </w:r>
+          </w:p>
+        </w:tc>
+        <w:tc>
+          <w:tcPr>
+            <w:tcW w:type="dxa" w:w="1728"/>
+            <w:shd w:fill="F7FAFC"/>
+            <w:tcMar>
+              <w:top w:w="80" w:type="dxa"/>
+              <w:bottom w:w="80" w:type="dxa"/>
+              <w:left w:w="150" w:type="dxa"/>
+              <w:right w:w="150" w:type="dxa"/>
+            </w:tcMar>
+          </w:tcPr>
+          <w:p>
+            <w:r>
+              <w:rPr>
+                <w:sz w:val="19"/>
+              </w:rPr>
+              <w:t>8 PYQs</w:t>
+            </w:r>
+          </w:p>
+        </w:tc>
+        <w:tc>
+          <w:tcPr>
+            <w:tcW w:type="dxa" w:w="1872"/>
+            <w:shd w:fill="F7FAFC"/>
+            <w:tcMar>
+              <w:top w:w="80" w:type="dxa"/>
+              <w:bottom w:w="80" w:type="dxa"/>
+              <w:left w:w="150" w:type="dxa"/>
+              <w:right w:w="150" w:type="dxa"/>
+            </w:tcMar>
+          </w:tcPr>
+          <w:p>
+            <w:r>
+              <w:rPr>
+                <w:color w:val="718096"/>
+                <w:sz w:val="19"/>
+              </w:rPr>
+              <w:t>MOT</w:t>
             </w:r>
           </w:p>
         </w:tc>
@@ -311,6 +485,144 @@
           </w:p>
         </w:tc>
       </w:tr>
+      <w:tr>
+        <w:tc>
+          <w:tcPr>
+            <w:tcW w:type="dxa" w:w="3600"/>
+            <w:shd w:fill="F7FAFC"/>
+            <w:tcMar>
+              <w:top w:w="100" w:type="dxa"/>
+              <w:bottom w:w="100" w:type="dxa"/>
+              <w:left w:w="150" w:type="dxa"/>
+              <w:right w:w="150" w:type="dxa"/>
+            </w:tcMar>
+          </w:tcPr>
+          <w:p>
+            <w:r>
+              <w:rPr>
+                <w:b/>
+                <w:color w:val="1A365D"/>
+                <w:sz w:val="19"/>
+              </w:rPr>
+              <w:t>VSEPR Theory &amp; Molecular Geometry</w:t>
+            </w:r>
+          </w:p>
+        </w:tc>
+        <w:tc>
+          <w:tcPr>
+            <w:tcW w:type="dxa" w:w="6480"/>
+            <w:shd w:fill="F7FAFC"/>
+            <w:tcMar>
+              <w:top w:w="100" w:type="dxa"/>
+              <w:bottom w:w="100" w:type="dxa"/>
+              <w:left w:w="150" w:type="dxa"/>
+              <w:right w:w="150" w:type="dxa"/>
+            </w:tcMar>
+          </w:tcPr>
+          <w:p>
+            <w:r>
+              <w:rPr>
+                <w:rFonts w:ascii="Cambria Math" w:hAnsi="Cambria Math"/>
+                <w:color w:val="2D3748"/>
+                <w:sz w:val="19"/>
+              </w:rPr>
+              <w:t>\text{Steric Number } H = \frac{1}{2}(V + M - C + A), \quad \text{LP-LP repulsion} &gt; \text{LP-BP} &gt; \text{BP-BP}</w:t>
+            </w:r>
+          </w:p>
+        </w:tc>
+      </w:tr>
+      <w:tr>
+        <w:tc>
+          <w:tcPr>
+            <w:tcW w:type="dxa" w:w="3600"/>
+            <w:shd w:fill="FFFFFF"/>
+            <w:tcMar>
+              <w:top w:w="100" w:type="dxa"/>
+              <w:bottom w:w="100" w:type="dxa"/>
+              <w:left w:w="150" w:type="dxa"/>
+              <w:right w:w="150" w:type="dxa"/>
+            </w:tcMar>
+          </w:tcPr>
+          <w:p>
+            <w:r>
+              <w:rPr>
+                <w:b/>
+                <w:color w:val="1A365D"/>
+                <w:sz w:val="19"/>
+              </w:rPr>
+              <w:t>Dipole Moment, Formal Charge &amp; Hydrogen Bonding</w:t>
+            </w:r>
+          </w:p>
+        </w:tc>
+        <w:tc>
+          <w:tcPr>
+            <w:tcW w:type="dxa" w:w="6480"/>
+            <w:shd w:fill="FFFFFF"/>
+            <w:tcMar>
+              <w:top w:w="100" w:type="dxa"/>
+              <w:bottom w:w="100" w:type="dxa"/>
+              <w:left w:w="150" w:type="dxa"/>
+              <w:right w:w="150" w:type="dxa"/>
+            </w:tcMar>
+          </w:tcPr>
+          <w:p>
+            <w:r>
+              <w:rPr>
+                <w:rFonts w:ascii="Cambria Math" w:hAnsi="Cambria Math"/>
+                <w:color w:val="2D3748"/>
+                <w:sz w:val="19"/>
+              </w:rPr>
+              <w:t>\mu = q \times d, \quad \text{Formal Charge} = V - L - \frac{1}{2}S, \quad \mu(\text{NH}_3) &gt; \mu(\text{NF}_3)</w:t>
+            </w:r>
+          </w:p>
+        </w:tc>
+      </w:tr>
+      <w:tr>
+        <w:tc>
+          <w:tcPr>
+            <w:tcW w:type="dxa" w:w="3600"/>
+            <w:shd w:fill="F7FAFC"/>
+            <w:tcMar>
+              <w:top w:w="100" w:type="dxa"/>
+              <w:bottom w:w="100" w:type="dxa"/>
+              <w:left w:w="150" w:type="dxa"/>
+              <w:right w:w="150" w:type="dxa"/>
+            </w:tcMar>
+          </w:tcPr>
+          <w:p>
+            <w:r>
+              <w:rPr>
+                <w:b/>
+                <w:color w:val="1A365D"/>
+                <w:sz w:val="19"/>
+              </w:rPr>
+              <w:t>Molecular Orbital Theory (MOT) &amp; Bond Order</w:t>
+            </w:r>
+          </w:p>
+        </w:tc>
+        <w:tc>
+          <w:tcPr>
+            <w:tcW w:type="dxa" w:w="6480"/>
+            <w:shd w:fill="F7FAFC"/>
+            <w:tcMar>
+              <w:top w:w="100" w:type="dxa"/>
+              <w:bottom w:w="100" w:type="dxa"/>
+              <w:left w:w="150" w:type="dxa"/>
+              <w:right w:w="150" w:type="dxa"/>
+            </w:tcMar>
+          </w:tcPr>
+          <w:p>
+            <w:r>
+              <w:rPr>
+                <w:rFonts w:ascii="Cambria Math" w:hAnsi="Cambria Math"/>
+                <w:color w:val="2D3748"/>
+                <w:sz w:val="19"/>
+              </w:rPr>
+              <w:t>\text{Bond Order} = \frac{N_b - N_a}{2}, \quad \text{Stability} \propto \text{Bond Order} \propto \frac{1}{\text{Bond Length}}</w:t>
+            </w:r>
+          </w:p>
+        </w:tc>
+      </w:tr>
     </w:tbl>
     <w:p>
       <w:pPr>
@@ -338,7 +650,7 @@
           <w:color w:val="2B6CB0"/>
           <w:sz w:val="24"/>
         </w:rPr>
-        <w:t>3.1 Kcet Chemical Bonding And Molecular Structure - Core Application (Very High Yield — 26 PYQs)</w:t>
+        <w:t>3.1 VSEPR Theory &amp; Molecular Geometry (High Yield — 11 PYQs)</w:t>
       </w:r>
     </w:p>
     <w:p>
@@ -353,7 +665,7 @@
         <w:rPr>
           <w:sz w:val="20"/>
         </w:rPr>
-        <w:t>Key problem pattern in Kcet Chemical Bonding And Molecular Structure.</w:t>
+        <w:t>Prediction of molecular shapes and bond angles using steric number and lone pair repulsions.</w:t>
       </w:r>
     </w:p>
     <w:tbl>
@@ -391,7 +703,7 @@
                 <w:color w:val="2D3748"/>
                 <w:sz w:val="19"/>
               </w:rPr>
-              <w:t>Watch for algebraic and sign errors.</w:t>
+              <w:t>XeF_4 has sp^3d^2 hybridization with 2 lone pairs; its geometry is octahedral, but its molecular SHAPE is SQUARE PLANAR.</w:t>
             </w:r>
           </w:p>
         </w:tc>
@@ -432,7 +744,7 @@
                 <w:color w:val="2D3748"/>
                 <w:sz w:val="19"/>
               </w:rPr>
-              <w:t>Verify dimensions and boundary conditions.</w:t>
+              <w:t>In trigonal bipyramidal geometry (sp^3d, e.g. PCl_5), lone pairs ALWAYS occupy equatorial positions to minimize 90° repulsions.</w:t>
             </w:r>
           </w:p>
         </w:tc>
@@ -522,6 +834,422 @@
           <w:sz w:val="18"/>
         </w:rPr>
         <w:t xml:space="preserve">"The types of hybrid orbitals of nitrogen in NO_(2)^+,NO_(3)^- and NH_(4)^+ respectively are..."  </w:t>
+      </w:r>
+      <w:r>
+        <w:rPr>
+          <w:b/>
+          <w:color w:val="2B6CB0"/>
+          <w:sz w:val="18"/>
+        </w:rPr>
+        <w:t>[Ans: N/A]</w:t>
+      </w:r>
+    </w:p>
+    <w:p>
+      <w:pPr>
+        <w:spacing w:after="120"/>
+      </w:pPr>
+    </w:p>
+    <w:p>
+      <w:pPr>
+        <w:pStyle w:val="Heading2"/>
+      </w:pPr>
+      <w:r>
+        <w:rPr>
+          <w:color w:val="2B6CB0"/>
+          <w:sz w:val="24"/>
+        </w:rPr>
+        <w:t>3.2 Dipole Moment, Formal Charge &amp; Hydrogen Bonding (High Yield — 10 PYQs)</w:t>
+      </w:r>
+    </w:p>
+    <w:p>
+      <w:r>
+        <w:rPr>
+          <w:b/>
+          <w:sz w:val="20"/>
+        </w:rPr>
+        <w:t xml:space="preserve">Core Principle: </w:t>
+      </w:r>
+      <w:r>
+        <w:rPr>
+          <w:sz w:val="20"/>
+        </w:rPr>
+        <w:t>Vector addition of bond dipoles, percentage ionic character, and influence of H-bonding on boiling points.</w:t>
+      </w:r>
+    </w:p>
+    <w:tbl>
+      <w:tblPr>
+        <w:tblW w:type="auto" w:w="0"/>
+        <w:jc w:val="center"/>
+        <w:tblLook w:firstColumn="1" w:firstRow="1" w:lastColumn="0" w:lastRow="0" w:noHBand="0" w:noVBand="1" w:val="04A0"/>
+      </w:tblPr>
+      <w:tblGrid>
+        <w:gridCol w:w="10080"/>
+      </w:tblGrid>
+      <w:tr>
+        <w:tc>
+          <w:tcPr>
+            <w:tcW w:type="dxa" w:w="10080"/>
+            <w:shd w:fill="FFF5F5"/>
+            <w:tcMar>
+              <w:top w:w="100" w:type="dxa"/>
+              <w:bottom w:w="100" w:type="dxa"/>
+              <w:left w:w="150" w:type="dxa"/>
+              <w:right w:w="150" w:type="dxa"/>
+            </w:tcMar>
+          </w:tcPr>
+          <w:p>
+            <w:r>
+              <w:rPr>
+                <w:b/>
+                <w:color w:val="C53030"/>
+                <w:sz w:val="19"/>
+              </w:rPr>
+              <w:t xml:space="preserve">⚠️ Common Trap / JEE Pitfall: </w:t>
+            </w:r>
+            <w:r>
+              <w:rPr>
+                <w:color w:val="2D3748"/>
+                <w:sz w:val="19"/>
+              </w:rPr>
+              <w:t>Dipole moment of NH_3 is HIGHER than NF_3 because lone pair and N-H bond moments reinforce each other in NH_3, but oppose in NF_3.</w:t>
+            </w:r>
+          </w:p>
+        </w:tc>
+      </w:tr>
+    </w:tbl>
+    <w:tbl>
+      <w:tblPr>
+        <w:tblW w:type="auto" w:w="0"/>
+        <w:jc w:val="center"/>
+        <w:tblLook w:firstColumn="1" w:firstRow="1" w:lastColumn="0" w:lastRow="0" w:noHBand="0" w:noVBand="1" w:val="04A0"/>
+      </w:tblPr>
+      <w:tblGrid>
+        <w:gridCol w:w="10080"/>
+      </w:tblGrid>
+      <w:tr>
+        <w:tc>
+          <w:tcPr>
+            <w:tcW w:type="dxa" w:w="10080"/>
+            <w:shd w:fill="F0FFF4"/>
+            <w:tcMar>
+              <w:top w:w="100" w:type="dxa"/>
+              <w:bottom w:w="100" w:type="dxa"/>
+              <w:left w:w="150" w:type="dxa"/>
+              <w:right w:w="150" w:type="dxa"/>
+            </w:tcMar>
+          </w:tcPr>
+          <w:p>
+            <w:r>
+              <w:rPr>
+                <w:b/>
+                <w:color w:val="276749"/>
+                <w:sz w:val="19"/>
+              </w:rPr>
+              <w:t xml:space="preserve">💡 Speed Hack / Trick: </w:t>
+            </w:r>
+            <w:r>
+              <w:rPr>
+                <w:color w:val="2D3748"/>
+                <w:sz w:val="19"/>
+              </w:rPr>
+              <w:t>Intermolecular H-bonding increases boiling point and water solubility (e.g. p-nitrophenol), while intramolecular H-bonding decreases boiling point (o-nitrophenol).</w:t>
+            </w:r>
+          </w:p>
+        </w:tc>
+      </w:tr>
+    </w:tbl>
+    <w:p>
+      <w:pPr>
+        <w:spacing w:before="120" w:after="40"/>
+      </w:pPr>
+      <w:r>
+        <w:rPr>
+          <w:b/>
+          <w:color w:val="1A365D"/>
+          <w:sz w:val="19"/>
+        </w:rPr>
+        <w:t>Source PYQs testing this concept:</w:t>
+      </w:r>
+    </w:p>
+    <w:p>
+      <w:pPr>
+        <w:pStyle w:val="ListBullet"/>
+        <w:spacing w:after="40"/>
+      </w:pPr>
+      <w:r>
+        <w:rPr>
+          <w:b/>
+          <w:sz w:val="18"/>
+        </w:rPr>
+        <w:t xml:space="preserve">[2026 Shift] Q#1 (MCQ): </w:t>
+      </w:r>
+      <w:r>
+        <w:rPr>
+          <w:sz w:val="18"/>
+        </w:rPr>
+        <w:t xml:space="preserve">"With respect to resonance structures of CO_(3)^2- ion, which of the following statements are correct? (a) All C-O..."  </w:t>
+      </w:r>
+      <w:r>
+        <w:rPr>
+          <w:b/>
+          <w:color w:val="2B6CB0"/>
+          <w:sz w:val="18"/>
+        </w:rPr>
+        <w:t>[Ans: N/A]</w:t>
+      </w:r>
+    </w:p>
+    <w:p>
+      <w:pPr>
+        <w:pStyle w:val="ListBullet"/>
+        <w:spacing w:after="40"/>
+      </w:pPr>
+      <w:r>
+        <w:rPr>
+          <w:b/>
+          <w:sz w:val="18"/>
+        </w:rPr>
+        <w:t xml:space="preserve">[2026 Shift] Q#2 (MCQ): </w:t>
+      </w:r>
+      <w:r>
+        <w:rPr>
+          <w:sz w:val="18"/>
+        </w:rPr>
+        <w:t xml:space="preserve">"In which of the following option/options, the order of arrangement does not agree with the variation of property indicated against it? (a) $..."  </w:t>
+      </w:r>
+      <w:r>
+        <w:rPr>
+          <w:b/>
+          <w:color w:val="2B6CB0"/>
+          <w:sz w:val="18"/>
+        </w:rPr>
+        <w:t>[Ans: N/A]</w:t>
+      </w:r>
+    </w:p>
+    <w:p>
+      <w:pPr>
+        <w:pStyle w:val="ListBullet"/>
+        <w:spacing w:after="40"/>
+      </w:pPr>
+      <w:r>
+        <w:rPr>
+          <w:b/>
+          <w:sz w:val="18"/>
+        </w:rPr>
+        <w:t xml:space="preserve">[2025 Shift] Q#2 (MCQ): </w:t>
+      </w:r>
+      <w:r>
+        <w:rPr>
+          <w:sz w:val="18"/>
+        </w:rPr>
+        <w:t xml:space="preserve">"The change in hybridization (if any) of the 'Al' atom in the following reaction is AlCl_(3)+Cl^- → AlCl_(4)^-..."  </w:t>
+      </w:r>
+      <w:r>
+        <w:rPr>
+          <w:b/>
+          <w:color w:val="2B6CB0"/>
+          <w:sz w:val="18"/>
+        </w:rPr>
+        <w:t>[Ans: N/A]</w:t>
+      </w:r>
+    </w:p>
+    <w:p>
+      <w:pPr>
+        <w:spacing w:after="120"/>
+      </w:pPr>
+    </w:p>
+    <w:p>
+      <w:pPr>
+        <w:pStyle w:val="Heading2"/>
+      </w:pPr>
+      <w:r>
+        <w:rPr>
+          <w:color w:val="2B6CB0"/>
+          <w:sz w:val="24"/>
+        </w:rPr>
+        <w:t>3.3 Molecular Orbital Theory (MOT) &amp; Bond Order (High Yield — 8 PYQs)</w:t>
+      </w:r>
+    </w:p>
+    <w:p>
+      <w:r>
+        <w:rPr>
+          <w:b/>
+          <w:sz w:val="20"/>
+        </w:rPr>
+        <w:t xml:space="preserve">Core Principle: </w:t>
+      </w:r>
+      <w:r>
+        <w:rPr>
+          <w:sz w:val="20"/>
+        </w:rPr>
+        <w:t>LCAO principle, molecular orbital filling order for ≤ 14 vs &gt; 14 electrons, bond order calculation, and magnetic character.</w:t>
+      </w:r>
+    </w:p>
+    <w:tbl>
+      <w:tblPr>
+        <w:tblW w:type="auto" w:w="0"/>
+        <w:jc w:val="center"/>
+        <w:tblLook w:firstColumn="1" w:firstRow="1" w:lastColumn="0" w:lastRow="0" w:noHBand="0" w:noVBand="1" w:val="04A0"/>
+      </w:tblPr>
+      <w:tblGrid>
+        <w:gridCol w:w="10080"/>
+      </w:tblGrid>
+      <w:tr>
+        <w:tc>
+          <w:tcPr>
+            <w:tcW w:type="dxa" w:w="10080"/>
+            <w:shd w:fill="FFF5F5"/>
+            <w:tcMar>
+              <w:top w:w="100" w:type="dxa"/>
+              <w:bottom w:w="100" w:type="dxa"/>
+              <w:left w:w="150" w:type="dxa"/>
+              <w:right w:w="150" w:type="dxa"/>
+            </w:tcMar>
+          </w:tcPr>
+          <w:p>
+            <w:r>
+              <w:rPr>
+                <w:b/>
+                <w:color w:val="C53030"/>
+                <w:sz w:val="19"/>
+              </w:rPr>
+              <w:t xml:space="preserve">⚠️ Common Trap / JEE Pitfall: </w:t>
+            </w:r>
+            <w:r>
+              <w:rPr>
+                <w:color w:val="2D3748"/>
+                <w:sz w:val="19"/>
+              </w:rPr>
+              <w:t>O_2 has bond order 2 and is PARAMAGNETIC because it has 2 unpaired electrons in degenerate antibonding π^* 2p_x and π^* 2p_y orbitals.</w:t>
+            </w:r>
+          </w:p>
+        </w:tc>
+      </w:tr>
+    </w:tbl>
+    <w:tbl>
+      <w:tblPr>
+        <w:tblW w:type="auto" w:w="0"/>
+        <w:jc w:val="center"/>
+        <w:tblLook w:firstColumn="1" w:firstRow="1" w:lastColumn="0" w:lastRow="0" w:noHBand="0" w:noVBand="1" w:val="04A0"/>
+      </w:tblPr>
+      <w:tblGrid>
+        <w:gridCol w:w="10080"/>
+      </w:tblGrid>
+      <w:tr>
+        <w:tc>
+          <w:tcPr>
+            <w:tcW w:type="dxa" w:w="10080"/>
+            <w:shd w:fill="F0FFF4"/>
+            <w:tcMar>
+              <w:top w:w="100" w:type="dxa"/>
+              <w:bottom w:w="100" w:type="dxa"/>
+              <w:left w:w="150" w:type="dxa"/>
+              <w:right w:w="150" w:type="dxa"/>
+            </w:tcMar>
+          </w:tcPr>
+          <w:p>
+            <w:r>
+              <w:rPr>
+                <w:b/>
+                <w:color w:val="276749"/>
+                <w:sz w:val="19"/>
+              </w:rPr>
+              <w:t xml:space="preserve">💡 Speed Hack / Trick: </w:t>
+            </w:r>
+            <w:r>
+              <w:rPr>
+                <w:color w:val="2D3748"/>
+                <w:sz w:val="19"/>
+              </w:rPr>
+              <w:t>For species with ≤ 14 electrons (B_2, C_2, N_2): π 2p_x = π 2p_y is filled BEFORE σ 2p_z due to s-p mixing.</w:t>
+            </w:r>
+          </w:p>
+        </w:tc>
+      </w:tr>
+    </w:tbl>
+    <w:p>
+      <w:pPr>
+        <w:spacing w:before="120" w:after="40"/>
+      </w:pPr>
+      <w:r>
+        <w:rPr>
+          <w:b/>
+          <w:color w:val="1A365D"/>
+          <w:sz w:val="19"/>
+        </w:rPr>
+        <w:t>Source PYQs testing this concept:</w:t>
+      </w:r>
+    </w:p>
+    <w:p>
+      <w:pPr>
+        <w:pStyle w:val="ListBullet"/>
+        <w:spacing w:after="40"/>
+      </w:pPr>
+      <w:r>
+        <w:rPr>
+          <w:b/>
+          <w:sz w:val="18"/>
+        </w:rPr>
+        <w:t xml:space="preserve">[2025 Shift] Q#1 (MCQ): </w:t>
+      </w:r>
+      <w:r>
+        <w:rPr>
+          <w:sz w:val="18"/>
+        </w:rPr>
+        <w:t xml:space="preserve">"The electronic configuration of X and Y are given below: $\begin{aligned} &amp; X:1s^{2}2s^{2}2p^{6}3s^{2}3p^{3} \\ &amp; Y:1s^{2}2s^{2}2p^{6}3s^{2}..."  </w:t>
+      </w:r>
+      <w:r>
+        <w:rPr>
+          <w:b/>
+          <w:color w:val="2B6CB0"/>
+          <w:sz w:val="18"/>
+        </w:rPr>
+        <w:t>[Ans: N/A]</w:t>
+      </w:r>
+    </w:p>
+    <w:p>
+      <w:pPr>
+        <w:pStyle w:val="ListBullet"/>
+        <w:spacing w:after="40"/>
+      </w:pPr>
+      <w:r>
+        <w:rPr>
+          <w:b/>
+          <w:sz w:val="18"/>
+        </w:rPr>
+        <w:t xml:space="preserve">[2025 Shift] Q#4 (MCQ): </w:t>
+      </w:r>
+      <w:r>
+        <w:rPr>
+          <w:sz w:val="18"/>
+        </w:rPr>
+        <w:t xml:space="preserve">"Match List-I with List-II and select the correct option: List-I (Molecule / ion) List-II (Bond order) 1 . NO 1 . NO 1.NO i. 15 2 . ..."  </w:t>
+      </w:r>
+      <w:r>
+        <w:rPr>
+          <w:b/>
+          <w:color w:val="2B6CB0"/>
+          <w:sz w:val="18"/>
+        </w:rPr>
+        <w:t>[Ans: N/A]</w:t>
+      </w:r>
+    </w:p>
+    <w:p>
+      <w:pPr>
+        <w:pStyle w:val="ListBullet"/>
+        <w:spacing w:after="40"/>
+      </w:pPr>
+      <w:r>
+        <w:rPr>
+          <w:b/>
+          <w:sz w:val="18"/>
+        </w:rPr>
+        <w:t xml:space="preserve">[2024 Shift] Q#3 (MCQ): </w:t>
+      </w:r>
+      <w:r>
+        <w:rPr>
+          <w:sz w:val="18"/>
+        </w:rPr>
+        <w:t xml:space="preserve">"A pair of isoelectronic species having bond order of one is..."  </w:t>
       </w:r>
       <w:r>
         <w:rPr>
@@ -660,6 +1388,248 @@
               <w:t>Solution Analysis:</w:t>
               <w:br/>
               <w:t>In the carbonate ion, CO_(3)^2- , carbon is at the centre and the three oxygen atoms are attached to it. The ion has three possible resonance structures. In each structure, one C=O double bond and two C-O^- single bonds are shown. The double bond can be placed with any one of the three oxygen atoms. So statement (b) is correct. In resonance, the actual structure is not any one of these structures. The actual carbonate ion is a resonance hybrid. Because of this, all three C-O bonds become equivalent. Each C-O bond has the same bond length and same bond strength, intermediate between a single bond and a double bond. So statement (a) is also correct. Statement (c) is incorrect because in resonance structures, the positions of atoms do not change. Only the positions of electrons, such as π electrons and lone pairs, change. Statement (d) is also incorrect. The formal charge on carbon in carbonate ion is 0 , not -2 . Using the formula, Formal charge=valence electrons-non-bonding electrons-(1 / 2)(bonding electrons) For carbon in CO_(3)^2- , Formal charge on C=4-0-(8 / 2) =4-4=0 Hence, the correct statements are (a) and (b) only . Option B</w:t>
+            </w:r>
+          </w:p>
+        </w:tc>
+      </w:tr>
+    </w:tbl>
+    <w:p>
+      <w:pPr>
+        <w:spacing w:after="120"/>
+      </w:pPr>
+    </w:p>
+    <w:p>
+      <w:pPr>
+        <w:spacing w:before="160" w:after="40"/>
+      </w:pPr>
+      <w:r>
+        <w:rPr>
+          <w:b/>
+          <w:color w:val="1A365D"/>
+          <w:sz w:val="22"/>
+        </w:rPr>
+        <w:t>Benchmark Problem 2: KCET 2025 (Q#1)</w:t>
+      </w:r>
+    </w:p>
+    <w:p>
+      <w:pPr>
+        <w:spacing w:after="80"/>
+      </w:pPr>
+      <w:r>
+        <w:rPr>
+          <w:sz w:val="20"/>
+        </w:rPr>
+        <w:t>The electronic configuration of X and Y are given below: X:1s^22s^22p^63s^23p^3 Y:1s^22s^22p^63s^23p^5 Which of the following is the correct molecular formula and type of bond formed between X and Y ?</w:t>
+      </w:r>
+    </w:p>
+    <w:p>
+      <w:pPr>
+        <w:pStyle w:val="ListBullet"/>
+        <w:spacing w:after="20"/>
+      </w:pPr>
+      <w:r>
+        <w:rPr>
+          <w:sz w:val="19"/>
+        </w:rPr>
+        <w:t>(A) X_(3)Y , ionic bond</w:t>
+      </w:r>
+    </w:p>
+    <w:p>
+      <w:pPr>
+        <w:pStyle w:val="ListBullet"/>
+        <w:spacing w:after="20"/>
+      </w:pPr>
+      <w:r>
+        <w:rPr>
+          <w:sz w:val="19"/>
+        </w:rPr>
+        <w:t>(B) X_(2)Y_(3) , coordinate bond</w:t>
+      </w:r>
+    </w:p>
+    <w:p>
+      <w:pPr>
+        <w:pStyle w:val="ListBullet"/>
+        <w:spacing w:after="20"/>
+      </w:pPr>
+      <w:r>
+        <w:rPr>
+          <w:sz w:val="19"/>
+        </w:rPr>
+        <w:t>(C) XY_(3) , covalent bond</w:t>
+      </w:r>
+    </w:p>
+    <w:p>
+      <w:pPr>
+        <w:pStyle w:val="ListBullet"/>
+        <w:spacing w:after="20"/>
+      </w:pPr>
+      <w:r>
+        <w:rPr>
+          <w:sz w:val="19"/>
+        </w:rPr>
+        <w:t>(D) X_(2)Y , covalent bond</w:t>
+      </w:r>
+    </w:p>
+    <w:tbl>
+      <w:tblPr>
+        <w:tblW w:type="auto" w:w="0"/>
+        <w:jc w:val="center"/>
+        <w:tblLook w:firstColumn="1" w:firstRow="1" w:lastColumn="0" w:lastRow="0" w:noHBand="0" w:noVBand="1" w:val="04A0"/>
+      </w:tblPr>
+      <w:tblGrid>
+        <w:gridCol w:w="10080"/>
+      </w:tblGrid>
+      <w:tr>
+        <w:tc>
+          <w:tcPr>
+            <w:tcW w:type="dxa" w:w="10080"/>
+            <w:shd w:fill="F7FAFC"/>
+            <w:tcMar>
+              <w:top w:w="100" w:type="dxa"/>
+              <w:bottom w:w="100" w:type="dxa"/>
+              <w:left w:w="150" w:type="dxa"/>
+              <w:right w:w="150" w:type="dxa"/>
+            </w:tcMar>
+          </w:tcPr>
+          <w:p>
+            <w:r>
+              <w:rPr>
+                <w:b/>
+                <w:color w:val="1A365D"/>
+                <w:sz w:val="19"/>
+              </w:rPr>
+              <w:t>Correct Answer: None</w:t>
+              <w:br/>
+            </w:r>
+            <w:r>
+              <w:rPr>
+                <w:color w:val="2D3748"/>
+                <w:sz w:val="18"/>
+              </w:rPr>
+              <w:t>Solution Analysis:</w:t>
+              <w:br/>
+              <w:t>The electronic configurations of elements X and Y are as follows: X:1s^22s^22p^63s^23p^3 Y:1s^22s^22p^63s^23p^5 For element X , the configuration corresponds to phosphorus (P), which is in group 15 of the periodic table. For element Y , the configuration corresponds to chlorine (Cl), which is in group 17. Phosphorus ( P ) has a valency of 3 or 5. Chlorine ( Cl ) has a valency of 1. Given these valencies, possible compounds could form: PCl_(3) , where phosphorus uses its valency of 3 to bond with three chlorine atoms. PCl_(5) , where phosphorus uses an expanded valency of 5 to bond with five chlorine atoms. Both PCl_(3) and PCl_(5) are covalent compounds. In both scenarios, sharing of electrons occurs between phosphorus and chlorine atoms, resulting in covalent bonds.</w:t>
+            </w:r>
+          </w:p>
+        </w:tc>
+      </w:tr>
+    </w:tbl>
+    <w:p>
+      <w:pPr>
+        <w:spacing w:after="120"/>
+      </w:pPr>
+    </w:p>
+    <w:p>
+      <w:pPr>
+        <w:spacing w:before="160" w:after="40"/>
+      </w:pPr>
+      <w:r>
+        <w:rPr>
+          <w:b/>
+          <w:color w:val="1A365D"/>
+          <w:sz w:val="22"/>
+        </w:rPr>
+        <w:t>Benchmark Problem 3: KCET 2023 (Q#1)</w:t>
+      </w:r>
+    </w:p>
+    <w:p>
+      <w:pPr>
+        <w:spacing w:after="80"/>
+      </w:pPr>
+      <w:r>
+        <w:rPr>
+          <w:sz w:val="20"/>
+        </w:rPr>
+        <w:t>Dimerisation of solute molecules in low dielectric constant solvent is due to</w:t>
+      </w:r>
+    </w:p>
+    <w:p>
+      <w:pPr>
+        <w:pStyle w:val="ListBullet"/>
+        <w:spacing w:after="20"/>
+      </w:pPr>
+      <w:r>
+        <w:rPr>
+          <w:sz w:val="19"/>
+        </w:rPr>
+        <w:t>(A) hydrogen bond</w:t>
+      </w:r>
+    </w:p>
+    <w:p>
+      <w:pPr>
+        <w:pStyle w:val="ListBullet"/>
+        <w:spacing w:after="20"/>
+      </w:pPr>
+      <w:r>
+        <w:rPr>
+          <w:sz w:val="19"/>
+        </w:rPr>
+        <w:t>(B) covaelent bond</w:t>
+      </w:r>
+    </w:p>
+    <w:p>
+      <w:pPr>
+        <w:pStyle w:val="ListBullet"/>
+        <w:spacing w:after="20"/>
+      </w:pPr>
+      <w:r>
+        <w:rPr>
+          <w:sz w:val="19"/>
+        </w:rPr>
+        <w:t>(C) co-ordinate bond</w:t>
+      </w:r>
+    </w:p>
+    <w:p>
+      <w:pPr>
+        <w:pStyle w:val="ListBullet"/>
+        <w:spacing w:after="20"/>
+      </w:pPr>
+      <w:r>
+        <w:rPr>
+          <w:sz w:val="19"/>
+        </w:rPr>
+        <w:t>(D) ionic bond</w:t>
+      </w:r>
+    </w:p>
+    <w:tbl>
+      <w:tblPr>
+        <w:tblW w:type="auto" w:w="0"/>
+        <w:jc w:val="center"/>
+        <w:tblLook w:firstColumn="1" w:firstRow="1" w:lastColumn="0" w:lastRow="0" w:noHBand="0" w:noVBand="1" w:val="04A0"/>
+      </w:tblPr>
+      <w:tblGrid>
+        <w:gridCol w:w="10080"/>
+      </w:tblGrid>
+      <w:tr>
+        <w:tc>
+          <w:tcPr>
+            <w:tcW w:type="dxa" w:w="10080"/>
+            <w:shd w:fill="F7FAFC"/>
+            <w:tcMar>
+              <w:top w:w="100" w:type="dxa"/>
+              <w:bottom w:w="100" w:type="dxa"/>
+              <w:left w:w="150" w:type="dxa"/>
+              <w:right w:w="150" w:type="dxa"/>
+            </w:tcMar>
+          </w:tcPr>
+          <w:p>
+            <w:r>
+              <w:rPr>
+                <w:b/>
+                <w:color w:val="1A365D"/>
+                <w:sz w:val="19"/>
+              </w:rPr>
+              <w:t>Correct Answer: None</w:t>
+              <w:br/>
+            </w:r>
+            <w:r>
+              <w:rPr>
+                <w:color w:val="2D3748"/>
+                <w:sz w:val="18"/>
+              </w:rPr>
+              <w:t>Solution Analysis:</w:t>
+              <w:br/>
+              <w:t>Dimerisation of solute molecules in low dielectric constant solvent is primarily due to intermolecular interactions such as van der Waals' forces and hydrogen bonding. These forces allow the solute molecules to overcome the electrostatic repulsion and form stable dimers.</w:t>
             </w:r>
           </w:p>
         </w:tc>

--- a/dist/exports/kcet-chemical-bonding-and-molecular-structure_revision_notes.docx
+++ b/dist/exports/kcet-chemical-bonding-and-molecular-structure_revision_notes.docx
@@ -13,7 +13,7 @@
           <w:color w:val="1A365D"/>
           <w:sz w:val="44"/>
         </w:rPr>
-        <w:t>JEE MAIN REVISION MASTER: CHEMICAL BONDING AND MOLECULAR STRUCTURE 2026 3 QUESTIONS 5% WEIGHTAGE</w:t>
+        <w:t>JEE MAIN REVISION MASTER: CHEMICAL BONDING AND MOLECULAR STRUCTURE</w:t>
       </w:r>
     </w:p>
     <w:p>
@@ -209,7 +209,7 @@
               <w:rPr>
                 <w:sz w:val="19"/>
               </w:rPr>
-              <w:t>11 PYQs</w:t>
+              <w:t>10 PYQs</w:t>
             </w:r>
           </w:p>
         </w:tc>
@@ -296,7 +296,7 @@
               <w:rPr>
                 <w:sz w:val="19"/>
               </w:rPr>
-              <w:t>10 PYQs</w:t>
+              <w:t>9 PYQs</w:t>
             </w:r>
           </w:p>
         </w:tc>
@@ -338,10 +338,10 @@
             <w:r>
               <w:rPr>
                 <w:b/>
-                <w:color w:val="2B6CB0"/>
+                <w:color w:val="718096"/>
                 <w:sz w:val="19"/>
               </w:rPr>
-              <w:t>High</w:t>
+              <w:t>Moderate</w:t>
             </w:r>
           </w:p>
         </w:tc>
@@ -383,7 +383,7 @@
               <w:rPr>
                 <w:sz w:val="19"/>
               </w:rPr>
-              <w:t>8 PYQs</w:t>
+              <w:t>7 PYQs</w:t>
             </w:r>
           </w:p>
         </w:tc>
@@ -650,7 +650,7 @@
           <w:color w:val="2B6CB0"/>
           <w:sz w:val="24"/>
         </w:rPr>
-        <w:t>3.1 VSEPR Theory &amp; Molecular Geometry (High Yield — 11 PYQs)</w:t>
+        <w:t>3.1 VSEPR Theory &amp; Molecular Geometry (High Yield — 10 PYQs)</w:t>
       </w:r>
     </w:p>
     <w:p>
@@ -773,13 +773,13 @@
           <w:b/>
           <w:sz w:val="18"/>
         </w:rPr>
-        <w:t xml:space="preserve">[2026 Shift] Q#1 (MCQ): </w:t>
+        <w:t xml:space="preserve">[2026 Shift] Q#3 (MCQ): </w:t>
       </w:r>
       <w:r>
         <w:rPr>
           <w:sz w:val="18"/>
         </w:rPr>
-        <w:t xml:space="preserve">"With respect to resonance structures of CO_(3)^2- ion, which of the following statements are correct? (a) All C-O..."  </w:t>
+        <w:t xml:space="preserve">"The types of hybrid orbitals of nitrogen in NO_(2)^+,NO_(3)^- and NH_(4)^+ respectively are..."  </w:t>
       </w:r>
       <w:r>
         <w:rPr>
@@ -800,13 +800,13 @@
           <w:b/>
           <w:sz w:val="18"/>
         </w:rPr>
-        <w:t xml:space="preserve">[2026 Shift] Q#2 (MCQ): </w:t>
+        <w:t xml:space="preserve">[2025 Shift] Q#2 (MCQ): </w:t>
       </w:r>
       <w:r>
         <w:rPr>
           <w:sz w:val="18"/>
         </w:rPr>
-        <w:t xml:space="preserve">"In which of the following option/options, the order of arrangement does not agree with the variation of property indicated against it? (a) $..."  </w:t>
+        <w:t xml:space="preserve">"The change in hybridization (if any) of the 'Al' atom in the following reaction is AlCl_(3)+Cl^- → AlCl_(4)^-..."  </w:t>
       </w:r>
       <w:r>
         <w:rPr>
@@ -827,13 +827,13 @@
           <w:b/>
           <w:sz w:val="18"/>
         </w:rPr>
-        <w:t xml:space="preserve">[2026 Shift] Q#3 (MCQ): </w:t>
+        <w:t xml:space="preserve">[2021 Shift] Q#1 (MCQ): </w:t>
       </w:r>
       <w:r>
         <w:rPr>
           <w:sz w:val="18"/>
         </w:rPr>
-        <w:t xml:space="preserve">"The types of hybrid orbitals of nitrogen in NO_(2)^+,NO_(3)^- and NH_(4)^+ respectively are..."  </w:t>
+        <w:t xml:space="preserve">"Bond enthalpies of A_(2),B_(2) and AB are in the ratio 2:1:2 . If bond enthalpy of formation of AB is -100kJmol^-1 . The bond en..."  </w:t>
       </w:r>
       <w:r>
         <w:rPr>
@@ -858,7 +858,7 @@
           <w:color w:val="2B6CB0"/>
           <w:sz w:val="24"/>
         </w:rPr>
-        <w:t>3.2 Dipole Moment, Formal Charge &amp; Hydrogen Bonding (High Yield — 10 PYQs)</w:t>
+        <w:t>3.2 Dipole Moment, Formal Charge &amp; Hydrogen Bonding (High Yield — 9 PYQs)</w:t>
       </w:r>
     </w:p>
     <w:p>
@@ -1035,13 +1035,13 @@
           <w:b/>
           <w:sz w:val="18"/>
         </w:rPr>
-        <w:t xml:space="preserve">[2025 Shift] Q#2 (MCQ): </w:t>
+        <w:t xml:space="preserve">[2023 Shift] Q#1 (MCQ): </w:t>
       </w:r>
       <w:r>
         <w:rPr>
           <w:sz w:val="18"/>
         </w:rPr>
-        <w:t xml:space="preserve">"The change in hybridization (if any) of the 'Al' atom in the following reaction is AlCl_(3)+Cl^- → AlCl_(4)^-..."  </w:t>
+        <w:t xml:space="preserve">"Dimerisation of solute molecules in low dielectric constant solvent is due to..."  </w:t>
       </w:r>
       <w:r>
         <w:rPr>
@@ -1066,7 +1066,7 @@
           <w:color w:val="2B6CB0"/>
           <w:sz w:val="24"/>
         </w:rPr>
-        <w:t>3.3 Molecular Orbital Theory (MOT) &amp; Bond Order (High Yield — 8 PYQs)</w:t>
+        <w:t>3.3 Molecular Orbital Theory (MOT) &amp; Bond Order (Moderate Yield — 7 PYQs)</w:t>
       </w:r>
     </w:p>
     <w:p>
@@ -1408,7 +1408,128 @@
           <w:color w:val="1A365D"/>
           <w:sz w:val="22"/>
         </w:rPr>
-        <w:t>Benchmark Problem 2: KCET 2025 (Q#1)</w:t>
+        <w:t>Benchmark Problem 2: KCET 2026 (Q#3)</w:t>
+      </w:r>
+    </w:p>
+    <w:p>
+      <w:pPr>
+        <w:spacing w:after="80"/>
+      </w:pPr>
+      <w:r>
+        <w:rPr>
+          <w:sz w:val="20"/>
+        </w:rPr>
+        <w:t>The types of hybrid orbitals of nitrogen in NO_(2)^+,NO_(3)^- and NH_(4)^+ respectively are</w:t>
+      </w:r>
+    </w:p>
+    <w:p>
+      <w:pPr>
+        <w:pStyle w:val="ListBullet"/>
+        <w:spacing w:after="20"/>
+      </w:pPr>
+      <w:r>
+        <w:rPr>
+          <w:sz w:val="19"/>
+        </w:rPr>
+        <w:t>(A) sp^3,sp and sp^2</w:t>
+      </w:r>
+    </w:p>
+    <w:p>
+      <w:pPr>
+        <w:pStyle w:val="ListBullet"/>
+        <w:spacing w:after="20"/>
+      </w:pPr>
+      <w:r>
+        <w:rPr>
+          <w:sz w:val="19"/>
+        </w:rPr>
+        <w:t>(B) sp,sp^2 and sp^3</w:t>
+      </w:r>
+    </w:p>
+    <w:p>
+      <w:pPr>
+        <w:pStyle w:val="ListBullet"/>
+        <w:spacing w:after="20"/>
+      </w:pPr>
+      <w:r>
+        <w:rPr>
+          <w:sz w:val="19"/>
+        </w:rPr>
+        <w:t>(C) sp^2,sp and sp^3</w:t>
+      </w:r>
+    </w:p>
+    <w:p>
+      <w:pPr>
+        <w:pStyle w:val="ListBullet"/>
+        <w:spacing w:after="20"/>
+      </w:pPr>
+      <w:r>
+        <w:rPr>
+          <w:sz w:val="19"/>
+        </w:rPr>
+        <w:t>(D) sp^2,sp^3 and sp</w:t>
+      </w:r>
+    </w:p>
+    <w:tbl>
+      <w:tblPr>
+        <w:tblW w:type="auto" w:w="0"/>
+        <w:jc w:val="center"/>
+        <w:tblLook w:firstColumn="1" w:firstRow="1" w:lastColumn="0" w:lastRow="0" w:noHBand="0" w:noVBand="1" w:val="04A0"/>
+      </w:tblPr>
+      <w:tblGrid>
+        <w:gridCol w:w="10080"/>
+      </w:tblGrid>
+      <w:tr>
+        <w:tc>
+          <w:tcPr>
+            <w:tcW w:type="dxa" w:w="10080"/>
+            <w:shd w:fill="F7FAFC"/>
+            <w:tcMar>
+              <w:top w:w="100" w:type="dxa"/>
+              <w:bottom w:w="100" w:type="dxa"/>
+              <w:left w:w="150" w:type="dxa"/>
+              <w:right w:w="150" w:type="dxa"/>
+            </w:tcMar>
+          </w:tcPr>
+          <w:p>
+            <w:r>
+              <w:rPr>
+                <w:b/>
+                <w:color w:val="1A365D"/>
+                <w:sz w:val="19"/>
+              </w:rPr>
+              <w:t>Correct Answer: None</w:t>
+              <w:br/>
+            </w:r>
+            <w:r>
+              <w:rPr>
+                <w:color w:val="2D3748"/>
+                <w:sz w:val="18"/>
+              </w:rPr>
+              <w:t>Solution Analysis:</w:t>
+              <w:br/>
+              <w:t>For finding the hybridisation of nitrogen, we count the number of electron domains around nitrogen. Electron domains include: sigma bonds lone pairs For NO_(2)^+ : Nitrogen is bonded to two oxygen atoms. Structure is: O=N=O Nitrogen has 2 sigma bonds and no lone pair. So, steric number: 2+0=2 Steric number 2 means linear shape and sp hybridisation. So, nitrogen in NO_(2)^+ is sp hybridised. For NO_(3)^- : Nitrogen is bonded to three oxygen atoms. Due to resonance, all three N-O bonds are equivalent. Nitrogen has 3 sigma bonds and no lone pair. So, steric number: 3+0=3 Steric number 3 means trigonal planar shape and sp^2 hybridisation. So, nitrogen in NO_(3)^- is sp^2 hybridised. For NH_(4)^+ : Nitrogen is bonded to four hydrogen atoms. Nitrogen has 4 sigma bonds and no lone pair. So, steric number: 4+0=4 Steric number 4 means tetrahedral shape and sp^3 hybridisation. So, nitrogen in NH_(4)^+ is sp^3 hybridised. Hence, the hybridisations are: NO_(2)^+:sp,NO_(3)^-:sp^2,NH_(4)^+:sp^3 Correct option: Option B sp,sp^2,sp^3</w:t>
+            </w:r>
+          </w:p>
+        </w:tc>
+      </w:tr>
+    </w:tbl>
+    <w:p>
+      <w:pPr>
+        <w:spacing w:after="120"/>
+      </w:pPr>
+    </w:p>
+    <w:p>
+      <w:pPr>
+        <w:spacing w:before="160" w:after="40"/>
+      </w:pPr>
+      <w:r>
+        <w:rPr>
+          <w:b/>
+          <w:color w:val="1A365D"/>
+          <w:sz w:val="22"/>
+        </w:rPr>
+        <w:t>Benchmark Problem 3: KCET 2025 (Q#1)</w:t>
       </w:r>
     </w:p>
     <w:p>
@@ -1509,127 +1630,6 @@
               <w:t>Solution Analysis:</w:t>
               <w:br/>
               <w:t>The electronic configurations of elements X and Y are as follows: X:1s^22s^22p^63s^23p^3 Y:1s^22s^22p^63s^23p^5 For element X , the configuration corresponds to phosphorus (P), which is in group 15 of the periodic table. For element Y , the configuration corresponds to chlorine (Cl), which is in group 17. Phosphorus ( P ) has a valency of 3 or 5. Chlorine ( Cl ) has a valency of 1. Given these valencies, possible compounds could form: PCl_(3) , where phosphorus uses its valency of 3 to bond with three chlorine atoms. PCl_(5) , where phosphorus uses an expanded valency of 5 to bond with five chlorine atoms. Both PCl_(3) and PCl_(5) are covalent compounds. In both scenarios, sharing of electrons occurs between phosphorus and chlorine atoms, resulting in covalent bonds.</w:t>
-            </w:r>
-          </w:p>
-        </w:tc>
-      </w:tr>
-    </w:tbl>
-    <w:p>
-      <w:pPr>
-        <w:spacing w:after="120"/>
-      </w:pPr>
-    </w:p>
-    <w:p>
-      <w:pPr>
-        <w:spacing w:before="160" w:after="40"/>
-      </w:pPr>
-      <w:r>
-        <w:rPr>
-          <w:b/>
-          <w:color w:val="1A365D"/>
-          <w:sz w:val="22"/>
-        </w:rPr>
-        <w:t>Benchmark Problem 3: KCET 2023 (Q#1)</w:t>
-      </w:r>
-    </w:p>
-    <w:p>
-      <w:pPr>
-        <w:spacing w:after="80"/>
-      </w:pPr>
-      <w:r>
-        <w:rPr>
-          <w:sz w:val="20"/>
-        </w:rPr>
-        <w:t>Dimerisation of solute molecules in low dielectric constant solvent is due to</w:t>
-      </w:r>
-    </w:p>
-    <w:p>
-      <w:pPr>
-        <w:pStyle w:val="ListBullet"/>
-        <w:spacing w:after="20"/>
-      </w:pPr>
-      <w:r>
-        <w:rPr>
-          <w:sz w:val="19"/>
-        </w:rPr>
-        <w:t>(A) hydrogen bond</w:t>
-      </w:r>
-    </w:p>
-    <w:p>
-      <w:pPr>
-        <w:pStyle w:val="ListBullet"/>
-        <w:spacing w:after="20"/>
-      </w:pPr>
-      <w:r>
-        <w:rPr>
-          <w:sz w:val="19"/>
-        </w:rPr>
-        <w:t>(B) covaelent bond</w:t>
-      </w:r>
-    </w:p>
-    <w:p>
-      <w:pPr>
-        <w:pStyle w:val="ListBullet"/>
-        <w:spacing w:after="20"/>
-      </w:pPr>
-      <w:r>
-        <w:rPr>
-          <w:sz w:val="19"/>
-        </w:rPr>
-        <w:t>(C) co-ordinate bond</w:t>
-      </w:r>
-    </w:p>
-    <w:p>
-      <w:pPr>
-        <w:pStyle w:val="ListBullet"/>
-        <w:spacing w:after="20"/>
-      </w:pPr>
-      <w:r>
-        <w:rPr>
-          <w:sz w:val="19"/>
-        </w:rPr>
-        <w:t>(D) ionic bond</w:t>
-      </w:r>
-    </w:p>
-    <w:tbl>
-      <w:tblPr>
-        <w:tblW w:type="auto" w:w="0"/>
-        <w:jc w:val="center"/>
-        <w:tblLook w:firstColumn="1" w:firstRow="1" w:lastColumn="0" w:lastRow="0" w:noHBand="0" w:noVBand="1" w:val="04A0"/>
-      </w:tblPr>
-      <w:tblGrid>
-        <w:gridCol w:w="10080"/>
-      </w:tblGrid>
-      <w:tr>
-        <w:tc>
-          <w:tcPr>
-            <w:tcW w:type="dxa" w:w="10080"/>
-            <w:shd w:fill="F7FAFC"/>
-            <w:tcMar>
-              <w:top w:w="100" w:type="dxa"/>
-              <w:bottom w:w="100" w:type="dxa"/>
-              <w:left w:w="150" w:type="dxa"/>
-              <w:right w:w="150" w:type="dxa"/>
-            </w:tcMar>
-          </w:tcPr>
-          <w:p>
-            <w:r>
-              <w:rPr>
-                <w:b/>
-                <w:color w:val="1A365D"/>
-                <w:sz w:val="19"/>
-              </w:rPr>
-              <w:t>Correct Answer: None</w:t>
-              <w:br/>
-            </w:r>
-            <w:r>
-              <w:rPr>
-                <w:color w:val="2D3748"/>
-                <w:sz w:val="18"/>
-              </w:rPr>
-              <w:t>Solution Analysis:</w:t>
-              <w:br/>
-              <w:t>Dimerisation of solute molecules in low dielectric constant solvent is primarily due to intermolecular interactions such as van der Waals' forces and hydrogen bonding. These forces allow the solute molecules to overcome the electrostatic repulsion and form stable dimers.</w:t>
             </w:r>
           </w:p>
         </w:tc>

--- a/dist/exports/kcet-chemical-bonding-and-molecular-structure_revision_notes.docx
+++ b/dist/exports/kcet-chemical-bonding-and-molecular-structure_revision_notes.docx
@@ -164,10 +164,10 @@
             <w:r>
               <w:rPr>
                 <w:b/>
-                <w:color w:val="2B6CB0"/>
+                <w:color w:val="C53030"/>
                 <w:sz w:val="19"/>
               </w:rPr>
-              <w:t>High</w:t>
+              <w:t>Very High</w:t>
             </w:r>
           </w:p>
         </w:tc>
@@ -189,7 +189,7 @@
                 <w:color w:val="2D3748"/>
                 <w:sz w:val="19"/>
               </w:rPr>
-              <w:t>VSEPR Theory &amp; Molecular Geometry</w:t>
+              <w:t>VSEPR Theory, Hybridization &amp; Molecular Geometry</w:t>
             </w:r>
           </w:p>
         </w:tc>
@@ -209,7 +209,7 @@
               <w:rPr>
                 <w:sz w:val="19"/>
               </w:rPr>
-              <w:t>10 PYQs</w:t>
+              <w:t>17 PYQs</w:t>
             </w:r>
           </w:p>
         </w:tc>
@@ -230,7 +230,7 @@
                 <w:color w:val="718096"/>
                 <w:sz w:val="19"/>
               </w:rPr>
-              <w:t>Molecular Shape</w:t>
+              <w:t>Molecular Geometry</w:t>
             </w:r>
           </w:p>
         </w:tc>
@@ -276,7 +276,7 @@
                 <w:color w:val="2D3748"/>
                 <w:sz w:val="19"/>
               </w:rPr>
-              <w:t>Dipole Moment, Formal Charge &amp; Hydrogen Bonding</w:t>
+              <w:t>Molecular Orbital Theory &amp; Dipole Moments</w:t>
             </w:r>
           </w:p>
         </w:tc>
@@ -317,94 +317,7 @@
                 <w:color w:val="718096"/>
                 <w:sz w:val="19"/>
               </w:rPr>
-              <w:t>Intermolecular</w:t>
-            </w:r>
-          </w:p>
-        </w:tc>
-      </w:tr>
-      <w:tr>
-        <w:tc>
-          <w:tcPr>
-            <w:tcW w:type="dxa" w:w="2160"/>
-            <w:shd w:fill="F7FAFC"/>
-            <w:tcMar>
-              <w:top w:w="80" w:type="dxa"/>
-              <w:bottom w:w="80" w:type="dxa"/>
-              <w:left w:w="150" w:type="dxa"/>
-              <w:right w:w="150" w:type="dxa"/>
-            </w:tcMar>
-          </w:tcPr>
-          <w:p>
-            <w:r>
-              <w:rPr>
-                <w:b/>
-                <w:color w:val="718096"/>
-                <w:sz w:val="19"/>
-              </w:rPr>
-              <w:t>Moderate</w:t>
-            </w:r>
-          </w:p>
-        </w:tc>
-        <w:tc>
-          <w:tcPr>
-            <w:tcW w:type="dxa" w:w="4320"/>
-            <w:shd w:fill="F7FAFC"/>
-            <w:tcMar>
-              <w:top w:w="80" w:type="dxa"/>
-              <w:bottom w:w="80" w:type="dxa"/>
-              <w:left w:w="150" w:type="dxa"/>
-              <w:right w:w="150" w:type="dxa"/>
-            </w:tcMar>
-          </w:tcPr>
-          <w:p>
-            <w:r>
-              <w:rPr>
-                <w:b/>
-                <w:color w:val="2D3748"/>
-                <w:sz w:val="19"/>
-              </w:rPr>
-              <w:t>Molecular Orbital Theory (MOT) &amp; Bond Order</w:t>
-            </w:r>
-          </w:p>
-        </w:tc>
-        <w:tc>
-          <w:tcPr>
-            <w:tcW w:type="dxa" w:w="1728"/>
-            <w:shd w:fill="F7FAFC"/>
-            <w:tcMar>
-              <w:top w:w="80" w:type="dxa"/>
-              <w:bottom w:w="80" w:type="dxa"/>
-              <w:left w:w="150" w:type="dxa"/>
-              <w:right w:w="150" w:type="dxa"/>
-            </w:tcMar>
-          </w:tcPr>
-          <w:p>
-            <w:r>
-              <w:rPr>
-                <w:sz w:val="19"/>
-              </w:rPr>
-              <w:t>7 PYQs</w:t>
-            </w:r>
-          </w:p>
-        </w:tc>
-        <w:tc>
-          <w:tcPr>
-            <w:tcW w:type="dxa" w:w="1872"/>
-            <w:shd w:fill="F7FAFC"/>
-            <w:tcMar>
-              <w:top w:w="80" w:type="dxa"/>
-              <w:bottom w:w="80" w:type="dxa"/>
-              <w:left w:w="150" w:type="dxa"/>
-              <w:right w:w="150" w:type="dxa"/>
-            </w:tcMar>
-          </w:tcPr>
-          <w:p>
-            <w:r>
-              <w:rPr>
-                <w:color w:val="718096"/>
-                <w:sz w:val="19"/>
-              </w:rPr>
-              <w:t>MOT</w:t>
+              <w:t>Bonding Theories</w:t>
             </w:r>
           </w:p>
         </w:tc>
@@ -504,7 +417,7 @@
                 <w:color w:val="1A365D"/>
                 <w:sz w:val="19"/>
               </w:rPr>
-              <w:t>VSEPR Theory &amp; Molecular Geometry</w:t>
+              <w:t>VSEPR Theory, Hybridization &amp; Molecular Geometry</w:t>
             </w:r>
           </w:p>
         </w:tc>
@@ -526,7 +439,7 @@
                 <w:color w:val="2D3748"/>
                 <w:sz w:val="19"/>
               </w:rPr>
-              <w:t>\text{Steric Number } H = \frac{1}{2}(V + M - C + A), \quad \text{LP-LP repulsion} &gt; \text{LP-BP} &gt; \text{BP-BP}</w:t>
+              <w:t>\text{Steric Number } = \text{Bond Pairs} + \text{Lone Pairs}, \quad H = \frac{1}{2}(V + M - C + A)</w:t>
             </w:r>
           </w:p>
         </w:tc>
@@ -550,7 +463,7 @@
                 <w:color w:val="1A365D"/>
                 <w:sz w:val="19"/>
               </w:rPr>
-              <w:t>Dipole Moment, Formal Charge &amp; Hydrogen Bonding</w:t>
+              <w:t>Molecular Orbital Theory &amp; Dipole Moments</w:t>
             </w:r>
           </w:p>
         </w:tc>
@@ -572,53 +485,7 @@
                 <w:color w:val="2D3748"/>
                 <w:sz w:val="19"/>
               </w:rPr>
-              <w:t>\mu = q \times d, \quad \text{Formal Charge} = V - L - \frac{1}{2}S, \quad \mu(\text{NH}_3) &gt; \mu(\text{NF}_3)</w:t>
-            </w:r>
-          </w:p>
-        </w:tc>
-      </w:tr>
-      <w:tr>
-        <w:tc>
-          <w:tcPr>
-            <w:tcW w:type="dxa" w:w="3600"/>
-            <w:shd w:fill="F7FAFC"/>
-            <w:tcMar>
-              <w:top w:w="100" w:type="dxa"/>
-              <w:bottom w:w="100" w:type="dxa"/>
-              <w:left w:w="150" w:type="dxa"/>
-              <w:right w:w="150" w:type="dxa"/>
-            </w:tcMar>
-          </w:tcPr>
-          <w:p>
-            <w:r>
-              <w:rPr>
-                <w:b/>
-                <w:color w:val="1A365D"/>
-                <w:sz w:val="19"/>
-              </w:rPr>
-              <w:t>Molecular Orbital Theory (MOT) &amp; Bond Order</w:t>
-            </w:r>
-          </w:p>
-        </w:tc>
-        <w:tc>
-          <w:tcPr>
-            <w:tcW w:type="dxa" w:w="6480"/>
-            <w:shd w:fill="F7FAFC"/>
-            <w:tcMar>
-              <w:top w:w="100" w:type="dxa"/>
-              <w:bottom w:w="100" w:type="dxa"/>
-              <w:left w:w="150" w:type="dxa"/>
-              <w:right w:w="150" w:type="dxa"/>
-            </w:tcMar>
-          </w:tcPr>
-          <w:p>
-            <w:r>
-              <w:rPr>
-                <w:rFonts w:ascii="Cambria Math" w:hAnsi="Cambria Math"/>
-                <w:color w:val="2D3748"/>
-                <w:sz w:val="19"/>
-              </w:rPr>
-              <w:t>\text{Bond Order} = \frac{N_b - N_a}{2}, \quad \text{Stability} \propto \text{Bond Order} \propto \frac{1}{\text{Bond Length}}</w:t>
+              <w:t>\text{Bond Order} = \frac{N_b - N_a}{2}, \quad \text{Bond Order} \propto \text{Bond Energy} \propto \frac{1}{\text{Bond Length}}</w:t>
             </w:r>
           </w:p>
         </w:tc>
@@ -650,7 +517,7 @@
           <w:color w:val="2B6CB0"/>
           <w:sz w:val="24"/>
         </w:rPr>
-        <w:t>3.1 VSEPR Theory &amp; Molecular Geometry (High Yield — 10 PYQs)</w:t>
+        <w:t>3.1 VSEPR Theory, Hybridization &amp; Molecular Geometry (Very High Yield — 17 PYQs)</w:t>
       </w:r>
     </w:p>
     <w:p>
@@ -665,7 +532,7 @@
         <w:rPr>
           <w:sz w:val="20"/>
         </w:rPr>
-        <w:t>Prediction of molecular shapes and bond angles using steric number and lone pair repulsions.</w:t>
+        <w:t>VSEPR theory: Repulsion order: lp-lp &gt; lp-bp &gt; bp-bp. Hybridization steric number H = (1 / 2)[V + M - C + A]. SF_4: sp^3d, 1 lp, see-saw. ClF_3: sp^3d, 2 lp, T-shaped. XeF_2: sp^3d, 3 lp, linear. XeF_4: sp^3d^2, 2 lp, square planar. PCl_5: sp^3d, trigonal bipyramidal (axial bonds are longer and weaker than equatorial bonds).</w:t>
       </w:r>
     </w:p>
     <w:tbl>
@@ -703,7 +570,7 @@
                 <w:color w:val="2D3748"/>
                 <w:sz w:val="19"/>
               </w:rPr>
-              <w:t>XeF_4 has sp^3d^2 hybridization with 2 lone pairs; its geometry is octahedral, but its molecular SHAPE is SQUARE PLANAR.</w:t>
+              <w:t>In PCl_5, the 2 axial P-Cl bonds are longer and weaker than the 3 equatorial bonds due to greater repulsion from equatorial electron pairs.</w:t>
             </w:r>
           </w:p>
         </w:tc>
@@ -744,7 +611,7 @@
                 <w:color w:val="2D3748"/>
                 <w:sz w:val="19"/>
               </w:rPr>
-              <w:t>In trigonal bipyramidal geometry (sp^3d, e.g. PCl_5), lone pairs ALWAYS occupy equatorial positions to minimize 90° repulsions.</w:t>
+              <w:t>In sp^3d hybridization, lone pairs ALWAYS occupy EQUATORIAL positions to minimize 90° repulsions (e.g. ClF_3 has both lone pairs in equatorial positions \implies T-shape).</w:t>
             </w:r>
           </w:p>
         </w:tc>
@@ -858,7 +725,7 @@
           <w:color w:val="2B6CB0"/>
           <w:sz w:val="24"/>
         </w:rPr>
-        <w:t>3.2 Dipole Moment, Formal Charge &amp; Hydrogen Bonding (High Yield — 9 PYQs)</w:t>
+        <w:t>3.2 Molecular Orbital Theory &amp; Dipole Moments (High Yield — 9 PYQs)</w:t>
       </w:r>
     </w:p>
     <w:p>
@@ -873,7 +740,7 @@
         <w:rPr>
           <w:sz w:val="20"/>
         </w:rPr>
-        <w:t>Vector addition of bond dipoles, percentage ionic character, and influence of H-bonding on boiling points.</w:t>
+        <w:t>MOT: Bond Order = (N_b - N_a / 2). For ≤ 14 electrons (extB_2, extC_2, extN_2): π 2p_x = π 2p_y fills before σ 2p_z. For &gt; 14 electrons (extO_2, extF_2): σ 2p_z fills before π 2p. O_2 has 2 unpaired electrons in degenerate antibonding π^* 2p orbitals \implies paramagnetic with Bond Order = 2. Dipole moment μ = q × d; symmetrical molecules (extCO_2, BF_3, CCl_4) have μ = 0.</w:t>
       </w:r>
     </w:p>
     <w:tbl>
@@ -911,7 +778,7 @@
                 <w:color w:val="2D3748"/>
                 <w:sz w:val="19"/>
               </w:rPr>
-              <w:t>Dipole moment of NH_3 is HIGHER than NF_3 because lone pair and N-H bond moments reinforce each other in NH_3, but oppose in NF_3.</w:t>
+              <w:t>Liquid O_2 is attracted into a magnetic field because it is PARAMAGNETIC (a fact that Valence Bond Theory completely failed to explain, but MOT successfully explains).</w:t>
             </w:r>
           </w:p>
         </w:tc>
@@ -952,7 +819,7 @@
                 <w:color w:val="2D3748"/>
                 <w:sz w:val="19"/>
               </w:rPr>
-              <w:t>Intermolecular H-bonding increases boiling point and water solubility (e.g. p-nitrophenol), while intramolecular H-bonding decreases boiling point (o-nitrophenol).</w:t>
+              <w:t>If Bond Order = 0, the diatomic molecule does not exist (e.g. He_2, Be_2).</w:t>
             </w:r>
           </w:p>
         </w:tc>
@@ -1035,160 +902,6 @@
           <w:b/>
           <w:sz w:val="18"/>
         </w:rPr>
-        <w:t xml:space="preserve">[2023 Shift] Q#1 (MCQ): </w:t>
-      </w:r>
-      <w:r>
-        <w:rPr>
-          <w:sz w:val="18"/>
-        </w:rPr>
-        <w:t xml:space="preserve">"Dimerisation of solute molecules in low dielectric constant solvent is due to..."  </w:t>
-      </w:r>
-      <w:r>
-        <w:rPr>
-          <w:b/>
-          <w:color w:val="2B6CB0"/>
-          <w:sz w:val="18"/>
-        </w:rPr>
-        <w:t>[Ans: N/A]</w:t>
-      </w:r>
-    </w:p>
-    <w:p>
-      <w:pPr>
-        <w:spacing w:after="120"/>
-      </w:pPr>
-    </w:p>
-    <w:p>
-      <w:pPr>
-        <w:pStyle w:val="Heading2"/>
-      </w:pPr>
-      <w:r>
-        <w:rPr>
-          <w:color w:val="2B6CB0"/>
-          <w:sz w:val="24"/>
-        </w:rPr>
-        <w:t>3.3 Molecular Orbital Theory (MOT) &amp; Bond Order (Moderate Yield — 7 PYQs)</w:t>
-      </w:r>
-    </w:p>
-    <w:p>
-      <w:r>
-        <w:rPr>
-          <w:b/>
-          <w:sz w:val="20"/>
-        </w:rPr>
-        <w:t xml:space="preserve">Core Principle: </w:t>
-      </w:r>
-      <w:r>
-        <w:rPr>
-          <w:sz w:val="20"/>
-        </w:rPr>
-        <w:t>LCAO principle, molecular orbital filling order for ≤ 14 vs &gt; 14 electrons, bond order calculation, and magnetic character.</w:t>
-      </w:r>
-    </w:p>
-    <w:tbl>
-      <w:tblPr>
-        <w:tblW w:type="auto" w:w="0"/>
-        <w:jc w:val="center"/>
-        <w:tblLook w:firstColumn="1" w:firstRow="1" w:lastColumn="0" w:lastRow="0" w:noHBand="0" w:noVBand="1" w:val="04A0"/>
-      </w:tblPr>
-      <w:tblGrid>
-        <w:gridCol w:w="10080"/>
-      </w:tblGrid>
-      <w:tr>
-        <w:tc>
-          <w:tcPr>
-            <w:tcW w:type="dxa" w:w="10080"/>
-            <w:shd w:fill="FFF5F5"/>
-            <w:tcMar>
-              <w:top w:w="100" w:type="dxa"/>
-              <w:bottom w:w="100" w:type="dxa"/>
-              <w:left w:w="150" w:type="dxa"/>
-              <w:right w:w="150" w:type="dxa"/>
-            </w:tcMar>
-          </w:tcPr>
-          <w:p>
-            <w:r>
-              <w:rPr>
-                <w:b/>
-                <w:color w:val="C53030"/>
-                <w:sz w:val="19"/>
-              </w:rPr>
-              <w:t xml:space="preserve">⚠️ Common Trap / JEE Pitfall: </w:t>
-            </w:r>
-            <w:r>
-              <w:rPr>
-                <w:color w:val="2D3748"/>
-                <w:sz w:val="19"/>
-              </w:rPr>
-              <w:t>O_2 has bond order 2 and is PARAMAGNETIC because it has 2 unpaired electrons in degenerate antibonding π^* 2p_x and π^* 2p_y orbitals.</w:t>
-            </w:r>
-          </w:p>
-        </w:tc>
-      </w:tr>
-    </w:tbl>
-    <w:tbl>
-      <w:tblPr>
-        <w:tblW w:type="auto" w:w="0"/>
-        <w:jc w:val="center"/>
-        <w:tblLook w:firstColumn="1" w:firstRow="1" w:lastColumn="0" w:lastRow="0" w:noHBand="0" w:noVBand="1" w:val="04A0"/>
-      </w:tblPr>
-      <w:tblGrid>
-        <w:gridCol w:w="10080"/>
-      </w:tblGrid>
-      <w:tr>
-        <w:tc>
-          <w:tcPr>
-            <w:tcW w:type="dxa" w:w="10080"/>
-            <w:shd w:fill="F0FFF4"/>
-            <w:tcMar>
-              <w:top w:w="100" w:type="dxa"/>
-              <w:bottom w:w="100" w:type="dxa"/>
-              <w:left w:w="150" w:type="dxa"/>
-              <w:right w:w="150" w:type="dxa"/>
-            </w:tcMar>
-          </w:tcPr>
-          <w:p>
-            <w:r>
-              <w:rPr>
-                <w:b/>
-                <w:color w:val="276749"/>
-                <w:sz w:val="19"/>
-              </w:rPr>
-              <w:t xml:space="preserve">💡 Speed Hack / Trick: </w:t>
-            </w:r>
-            <w:r>
-              <w:rPr>
-                <w:color w:val="2D3748"/>
-                <w:sz w:val="19"/>
-              </w:rPr>
-              <w:t>For species with ≤ 14 electrons (B_2, C_2, N_2): π 2p_x = π 2p_y is filled BEFORE σ 2p_z due to s-p mixing.</w:t>
-            </w:r>
-          </w:p>
-        </w:tc>
-      </w:tr>
-    </w:tbl>
-    <w:p>
-      <w:pPr>
-        <w:spacing w:before="120" w:after="40"/>
-      </w:pPr>
-      <w:r>
-        <w:rPr>
-          <w:b/>
-          <w:color w:val="1A365D"/>
-          <w:sz w:val="19"/>
-        </w:rPr>
-        <w:t>Source PYQs testing this concept:</w:t>
-      </w:r>
-    </w:p>
-    <w:p>
-      <w:pPr>
-        <w:pStyle w:val="ListBullet"/>
-        <w:spacing w:after="40"/>
-      </w:pPr>
-      <w:r>
-        <w:rPr>
-          <w:b/>
-          <w:sz w:val="18"/>
-        </w:rPr>
         <w:t xml:space="preserve">[2025 Shift] Q#1 (MCQ): </w:t>
       </w:r>
       <w:r>
@@ -1196,60 +909,6 @@
           <w:sz w:val="18"/>
         </w:rPr>
         <w:t xml:space="preserve">"The electronic configuration of X and Y are given below: $\begin{aligned} &amp; X:1s^{2}2s^{2}2p^{6}3s^{2}3p^{3} \\ &amp; Y:1s^{2}2s^{2}2p^{6}3s^{2}..."  </w:t>
-      </w:r>
-      <w:r>
-        <w:rPr>
-          <w:b/>
-          <w:color w:val="2B6CB0"/>
-          <w:sz w:val="18"/>
-        </w:rPr>
-        <w:t>[Ans: N/A]</w:t>
-      </w:r>
-    </w:p>
-    <w:p>
-      <w:pPr>
-        <w:pStyle w:val="ListBullet"/>
-        <w:spacing w:after="40"/>
-      </w:pPr>
-      <w:r>
-        <w:rPr>
-          <w:b/>
-          <w:sz w:val="18"/>
-        </w:rPr>
-        <w:t xml:space="preserve">[2025 Shift] Q#4 (MCQ): </w:t>
-      </w:r>
-      <w:r>
-        <w:rPr>
-          <w:sz w:val="18"/>
-        </w:rPr>
-        <w:t xml:space="preserve">"Match List-I with List-II and select the correct option: List-I (Molecule / ion) List-II (Bond order) 1 . NO 1 . NO 1.NO i. 15 2 . ..."  </w:t>
-      </w:r>
-      <w:r>
-        <w:rPr>
-          <w:b/>
-          <w:color w:val="2B6CB0"/>
-          <w:sz w:val="18"/>
-        </w:rPr>
-        <w:t>[Ans: N/A]</w:t>
-      </w:r>
-    </w:p>
-    <w:p>
-      <w:pPr>
-        <w:pStyle w:val="ListBullet"/>
-        <w:spacing w:after="40"/>
-      </w:pPr>
-      <w:r>
-        <w:rPr>
-          <w:b/>
-          <w:sz w:val="18"/>
-        </w:rPr>
-        <w:t xml:space="preserve">[2024 Shift] Q#3 (MCQ): </w:t>
-      </w:r>
-      <w:r>
-        <w:rPr>
-          <w:sz w:val="18"/>
-        </w:rPr>
-        <w:t xml:space="preserve">"A pair of isoelectronic species having bond order of one is..."  </w:t>
       </w:r>
       <w:r>
         <w:rPr>
@@ -1509,127 +1168,6 @@
               <w:t>Solution Analysis:</w:t>
               <w:br/>
               <w:t>For finding the hybridisation of nitrogen, we count the number of electron domains around nitrogen. Electron domains include: sigma bonds lone pairs For NO_(2)^+ : Nitrogen is bonded to two oxygen atoms. Structure is: O=N=O Nitrogen has 2 sigma bonds and no lone pair. So, steric number: 2+0=2 Steric number 2 means linear shape and sp hybridisation. So, nitrogen in NO_(2)^+ is sp hybridised. For NO_(3)^- : Nitrogen is bonded to three oxygen atoms. Due to resonance, all three N-O bonds are equivalent. Nitrogen has 3 sigma bonds and no lone pair. So, steric number: 3+0=3 Steric number 3 means trigonal planar shape and sp^2 hybridisation. So, nitrogen in NO_(3)^- is sp^2 hybridised. For NH_(4)^+ : Nitrogen is bonded to four hydrogen atoms. Nitrogen has 4 sigma bonds and no lone pair. So, steric number: 4+0=4 Steric number 4 means tetrahedral shape and sp^3 hybridisation. So, nitrogen in NH_(4)^+ is sp^3 hybridised. Hence, the hybridisations are: NO_(2)^+:sp,NO_(3)^-:sp^2,NH_(4)^+:sp^3 Correct option: Option B sp,sp^2,sp^3</w:t>
-            </w:r>
-          </w:p>
-        </w:tc>
-      </w:tr>
-    </w:tbl>
-    <w:p>
-      <w:pPr>
-        <w:spacing w:after="120"/>
-      </w:pPr>
-    </w:p>
-    <w:p>
-      <w:pPr>
-        <w:spacing w:before="160" w:after="40"/>
-      </w:pPr>
-      <w:r>
-        <w:rPr>
-          <w:b/>
-          <w:color w:val="1A365D"/>
-          <w:sz w:val="22"/>
-        </w:rPr>
-        <w:t>Benchmark Problem 3: KCET 2025 (Q#1)</w:t>
-      </w:r>
-    </w:p>
-    <w:p>
-      <w:pPr>
-        <w:spacing w:after="80"/>
-      </w:pPr>
-      <w:r>
-        <w:rPr>
-          <w:sz w:val="20"/>
-        </w:rPr>
-        <w:t>The electronic configuration of X and Y are given below: X:1s^22s^22p^63s^23p^3 Y:1s^22s^22p^63s^23p^5 Which of the following is the correct molecular formula and type of bond formed between X and Y ?</w:t>
-      </w:r>
-    </w:p>
-    <w:p>
-      <w:pPr>
-        <w:pStyle w:val="ListBullet"/>
-        <w:spacing w:after="20"/>
-      </w:pPr>
-      <w:r>
-        <w:rPr>
-          <w:sz w:val="19"/>
-        </w:rPr>
-        <w:t>(A) X_(3)Y , ionic bond</w:t>
-      </w:r>
-    </w:p>
-    <w:p>
-      <w:pPr>
-        <w:pStyle w:val="ListBullet"/>
-        <w:spacing w:after="20"/>
-      </w:pPr>
-      <w:r>
-        <w:rPr>
-          <w:sz w:val="19"/>
-        </w:rPr>
-        <w:t>(B) X_(2)Y_(3) , coordinate bond</w:t>
-      </w:r>
-    </w:p>
-    <w:p>
-      <w:pPr>
-        <w:pStyle w:val="ListBullet"/>
-        <w:spacing w:after="20"/>
-      </w:pPr>
-      <w:r>
-        <w:rPr>
-          <w:sz w:val="19"/>
-        </w:rPr>
-        <w:t>(C) XY_(3) , covalent bond</w:t>
-      </w:r>
-    </w:p>
-    <w:p>
-      <w:pPr>
-        <w:pStyle w:val="ListBullet"/>
-        <w:spacing w:after="20"/>
-      </w:pPr>
-      <w:r>
-        <w:rPr>
-          <w:sz w:val="19"/>
-        </w:rPr>
-        <w:t>(D) X_(2)Y , covalent bond</w:t>
-      </w:r>
-    </w:p>
-    <w:tbl>
-      <w:tblPr>
-        <w:tblW w:type="auto" w:w="0"/>
-        <w:jc w:val="center"/>
-        <w:tblLook w:firstColumn="1" w:firstRow="1" w:lastColumn="0" w:lastRow="0" w:noHBand="0" w:noVBand="1" w:val="04A0"/>
-      </w:tblPr>
-      <w:tblGrid>
-        <w:gridCol w:w="10080"/>
-      </w:tblGrid>
-      <w:tr>
-        <w:tc>
-          <w:tcPr>
-            <w:tcW w:type="dxa" w:w="10080"/>
-            <w:shd w:fill="F7FAFC"/>
-            <w:tcMar>
-              <w:top w:w="100" w:type="dxa"/>
-              <w:bottom w:w="100" w:type="dxa"/>
-              <w:left w:w="150" w:type="dxa"/>
-              <w:right w:w="150" w:type="dxa"/>
-            </w:tcMar>
-          </w:tcPr>
-          <w:p>
-            <w:r>
-              <w:rPr>
-                <w:b/>
-                <w:color w:val="1A365D"/>
-                <w:sz w:val="19"/>
-              </w:rPr>
-              <w:t>Correct Answer: None</w:t>
-              <w:br/>
-            </w:r>
-            <w:r>
-              <w:rPr>
-                <w:color w:val="2D3748"/>
-                <w:sz w:val="18"/>
-              </w:rPr>
-              <w:t>Solution Analysis:</w:t>
-              <w:br/>
-              <w:t>The electronic configurations of elements X and Y are as follows: X:1s^22s^22p^63s^23p^3 Y:1s^22s^22p^63s^23p^5 For element X , the configuration corresponds to phosphorus (P), which is in group 15 of the periodic table. For element Y , the configuration corresponds to chlorine (Cl), which is in group 17. Phosphorus ( P ) has a valency of 3 or 5. Chlorine ( Cl ) has a valency of 1. Given these valencies, possible compounds could form: PCl_(3) , where phosphorus uses its valency of 3 to bond with three chlorine atoms. PCl_(5) , where phosphorus uses an expanded valency of 5 to bond with five chlorine atoms. Both PCl_(3) and PCl_(5) are covalent compounds. In both scenarios, sharing of electrons occurs between phosphorus and chlorine atoms, resulting in covalent bonds.</w:t>
             </w:r>
           </w:p>
         </w:tc>
